--- a/03_Outputs/final scripts/pt/Module 3/3.1.0-pt.docx
+++ b/03_Outputs/final scripts/pt/Module 3/3.1.0-pt.docx
@@ -14,7 +14,7 @@
     </w:p>
     <w:p>
       <w:r>
-        <w:t xml:space="preserve">O progresso está acelerando. Em 2024, foram adicionados mais de gigawatts de energia renovável — o maior aumento anual já registrado. A solar e a eólica lideram esse crescimento, apoiadas por avanços em armazenamento e redes. Os combustíveis fósseis estão dando lugar de forma constante a fontes mais limpas.  </w:t>
+        <w:t xml:space="preserve">O progresso está acelerando. Em 2024, mais de gigawatts de energia renovável foram adicionados — o maior aumento anual já registrado. Solar e eólica lideram esse crescimento, apoiadas por avanços em armazenamento e redes. Os combustíveis fósseis estão dando lugar de forma constante a fontes mais limpas.  </w:t>
       </w:r>
     </w:p>
     <w:p>
@@ -29,7 +29,7 @@
     </w:p>
     <w:p>
       <w:r>
-        <w:t xml:space="preserve">Os desafios são maiores no Sul Global, onde os países precisam reduzir a dependência de combustíveis fósseis enquanto expandem o acesso à eletricidade e gerenciam pressões sobre a terra e a água. Muitos também buscam aproveitar oportunidades em minerais críticos e indústrias renováveis — metas que exigem estratégias ambiciosas e específicas para cada contexto.  </w:t>
+        <w:t xml:space="preserve">Os desafios são maiores no Sul Global, onde os países precisam reduzir a dependência de combustíveis fósseis enquanto expandem o acesso à eletricidade e gerenciam pressões sobre terras e recursos hídricos. Muitos também buscam aproveitar oportunidades em minerais críticos e indústrias renováveis — metas que exigem estratégias ambiciosas e específicas para cada contexto.  </w:t>
       </w:r>
     </w:p>
     <w:p>

--- a/03_Outputs/final scripts/pt/Module 3/3.1.0-pt.docx
+++ b/03_Outputs/final scripts/pt/Module 3/3.1.0-pt.docx
@@ -9,7 +9,7 @@
     </w:p>
     <w:p>
       <w:r>
-        <w:t xml:space="preserve">Os sistemas de energia em todo o mundo estão passando por mudanças profundas. A urgência climática e a redução dos custos das renováveis tornaram a transição energética central na política e nos investimentos globais. A década de 2020 a 2030 é decisiva para limitar o aquecimento a 1,5°C, com as escolhas de hoje moldando a energia para as próximas gerações.  </w:t>
+        <w:t xml:space="preserve">Os sistemas de energia em todo o mundo estão passando por mudanças profundas. A urgência climática e a redução dos custos das renováveis tornaram a transição energética central na política e nos investimentos globais. A década de 2020 a 2030 é decisiva para limitar o aquecimento a 1,5°C, com as escolhas de hoje moldando a energia para as gerações futuras.  </w:t>
       </w:r>
     </w:p>
     <w:p>
